--- a/templates/docx/08-findings-report.docx
+++ b/templates/docx/08-findings-report.docx
@@ -8,9 +8,9 @@
       </w:pPr>
       <w:r>
         <w:rPr>
-          <w:rFonts w:ascii="IBM Plex Sans" w:hAnsi="IBM Plex Sans"/>
+          <w:rFonts w:ascii="Public Sans" w:hAnsi="Public Sans"/>
           <w:b/>
-          <w:color w:val="0F62FE"/>
+          <w:color w:val="005EA2"/>
           <w:sz w:val="56"/>
         </w:rPr>
         <w:t>Research findings report</w:t>
@@ -20,14 +20,14 @@
       <w:pPr>
         <w:spacing w:after="120"/>
         <w:pBdr>
-          <w:bottom w:val="single" w:sz="8" w:space="6" w:color="0F62FE"/>
+          <w:bottom w:val="single" w:sz="8" w:space="6" w:color="005EA2"/>
         </w:pBdr>
       </w:pPr>
       <w:r>
         <w:rPr>
-          <w:rFonts w:ascii="IBM Plex Sans" w:hAnsi="IBM Plex Sans"/>
+          <w:rFonts w:ascii="Public Sans" w:hAnsi="Public Sans"/>
           <w:b/>
-          <w:color w:val="525252"/>
+          <w:color w:val="565C65"/>
           <w:sz w:val="32"/>
         </w:rPr>
         <w:t>Template</w:t>
@@ -39,36 +39,36 @@
       </w:pPr>
       <w:r>
         <w:rPr>
-          <w:rFonts w:ascii="IBM Plex Sans" w:hAnsi="IBM Plex Sans"/>
-          <w:color w:val="161616"/>
+          <w:rFonts w:ascii="Public Sans" w:hAnsi="Public Sans"/>
+          <w:color w:val="1B1B1B"/>
         </w:rPr>
         <w:t xml:space="preserve">A 3–5 page body plus appendix, findings-first: the reader gets the answer before the evidence. Everything in it renders from passed findings records; if a claim, quote, or count is not in a record, it does not go in the report. §4.8 of </w:t>
       </w:r>
       <w:r>
         <w:rPr>
-          <w:rFonts w:ascii="IBM Plex Mono" w:hAnsi="IBM Plex Mono"/>
-          <w:color w:val="161616"/>
+          <w:rFonts w:ascii="Roboto Mono" w:hAnsi="Roboto Mono"/>
+          <w:color w:val="1B1B1B"/>
         </w:rPr>
         <w:t>EVALUATION-LOOP.md</w:t>
       </w:r>
       <w:r>
         <w:rPr>
-          <w:rFonts w:ascii="IBM Plex Sans" w:hAnsi="IBM Plex Sans"/>
-          <w:color w:val="161616"/>
+          <w:rFonts w:ascii="Public Sans" w:hAnsi="Public Sans"/>
+          <w:color w:val="1B1B1B"/>
         </w:rPr>
         <w:t xml:space="preserve"> is the Definition of Done, and </w:t>
       </w:r>
       <w:r>
         <w:rPr>
-          <w:rFonts w:ascii="IBM Plex Mono" w:hAnsi="IBM Plex Mono"/>
-          <w:color w:val="161616"/>
+          <w:rFonts w:ascii="Roboto Mono" w:hAnsi="Roboto Mono"/>
+          <w:color w:val="1B1B1B"/>
         </w:rPr>
         <w:t>skills/research-findings-report</w:t>
       </w:r>
       <w:r>
         <w:rPr>
-          <w:rFonts w:ascii="IBM Plex Sans" w:hAnsi="IBM Plex Sans"/>
-          <w:color w:val="161616"/>
+          <w:rFonts w:ascii="Public Sans" w:hAnsi="Public Sans"/>
+          <w:color w:val="1B1B1B"/>
         </w:rPr>
         <w:t xml:space="preserve"> carries the full section recipes if you want more depth on any part.</w:t>
       </w:r>
@@ -79,8 +79,8 @@
       </w:pPr>
       <w:r>
         <w:rPr>
-          <w:rFonts w:ascii="IBM Plex Sans" w:hAnsi="IBM Plex Sans"/>
-          <w:color w:val="161616"/>
+          <w:rFonts w:ascii="Public Sans" w:hAnsi="Public Sans"/>
+          <w:color w:val="1B1B1B"/>
         </w:rPr>
         <w:t>Participants are P-IDs only, always. The one permitted edit inside a verbatim quote is a bracketed substitution such as [P4] replacing a name.</w:t>
       </w:r>
@@ -93,8 +93,8 @@
       </w:pPr>
       <w:r>
         <w:rPr>
-          <w:rFonts w:ascii="IBM Plex Sans" w:hAnsi="IBM Plex Sans"/>
-          <w:color w:val="0F62FE"/>
+          <w:rFonts w:ascii="Public Sans" w:hAnsi="Public Sans"/>
+          <w:color w:val="005EA2"/>
         </w:rPr>
         <w:t>Structure</w:t>
       </w:r>
@@ -110,16 +110,16 @@
       </w:pPr>
       <w:r>
         <w:rPr>
-          <w:rFonts w:ascii="IBM Plex Sans" w:hAnsi="IBM Plex Sans"/>
+          <w:rFonts w:ascii="Public Sans" w:hAnsi="Public Sans"/>
           <w:b/>
-          <w:color w:val="161616"/>
+          <w:color w:val="1B1B1B"/>
         </w:rPr>
         <w:t>Title page</w:t>
       </w:r>
       <w:r>
         <w:rPr>
-          <w:rFonts w:ascii="IBM Plex Sans" w:hAnsi="IBM Plex Sans"/>
-          <w:color w:val="161616"/>
+          <w:rFonts w:ascii="Public Sans" w:hAnsi="Public Sans"/>
+          <w:color w:val="1B1B1B"/>
         </w:rPr>
         <w:t xml:space="preserve"> — product, "UX Research Findings &amp; Recommendations," contributors with roles, date, and the declared destination tier.</w:t>
       </w:r>
@@ -135,16 +135,16 @@
       </w:pPr>
       <w:r>
         <w:rPr>
-          <w:rFonts w:ascii="IBM Plex Sans" w:hAnsi="IBM Plex Sans"/>
+          <w:rFonts w:ascii="Public Sans" w:hAnsi="Public Sans"/>
           <w:b/>
-          <w:color w:val="161616"/>
+          <w:color w:val="1B1B1B"/>
         </w:rPr>
         <w:t>Executive summary</w:t>
       </w:r>
       <w:r>
         <w:rPr>
-          <w:rFonts w:ascii="IBM Plex Sans" w:hAnsi="IBM Plex Sans"/>
-          <w:color w:val="161616"/>
+          <w:rFonts w:ascii="Public Sans" w:hAnsi="Public Sans"/>
+          <w:color w:val="1B1B1B"/>
         </w:rPr>
         <w:t xml:space="preserve"> (≤ half a page) — the headline finding in the first sentence, the decision it informs, then the featured findings as one-liners, each with its count and confidence. This section concludes; it never restates. A reader who stops here leaves with the answer, and the summary would be wrong if the findings were different.</w:t>
       </w:r>
@@ -160,16 +160,16 @@
       </w:pPr>
       <w:r>
         <w:rPr>
-          <w:rFonts w:ascii="IBM Plex Sans" w:hAnsi="IBM Plex Sans"/>
+          <w:rFonts w:ascii="Public Sans" w:hAnsi="Public Sans"/>
           <w:b/>
-          <w:color w:val="161616"/>
+          <w:color w:val="1B1B1B"/>
         </w:rPr>
         <w:t>Method note</w:t>
       </w:r>
       <w:r>
         <w:rPr>
-          <w:rFonts w:ascii="IBM Plex Sans" w:hAnsi="IBM Plex Sans"/>
-          <w:color w:val="161616"/>
+          <w:rFonts w:ascii="Public Sans" w:hAnsi="Public Sans"/>
+          <w:color w:val="1B1B1B"/>
         </w:rPr>
         <w:t xml:space="preserve"> (≤ a third of a page) — who, how many, what method, when, and the one or two limits that most constrain the findings. It sits high because a skeptic looks for it before granting the findings anything. Full method detail goes to the appendix.</w:t>
       </w:r>
@@ -185,16 +185,16 @@
       </w:pPr>
       <w:r>
         <w:rPr>
-          <w:rFonts w:ascii="IBM Plex Sans" w:hAnsi="IBM Plex Sans"/>
+          <w:rFonts w:ascii="Public Sans" w:hAnsi="Public Sans"/>
           <w:b/>
-          <w:color w:val="161616"/>
+          <w:color w:val="1B1B1B"/>
         </w:rPr>
         <w:t>Findings</w:t>
       </w:r>
       <w:r>
         <w:rPr>
-          <w:rFonts w:ascii="IBM Plex Sans" w:hAnsi="IBM Plex Sans"/>
-          <w:color w:val="161616"/>
+          <w:rFonts w:ascii="Public Sans" w:hAnsi="Public Sans"/>
+          <w:color w:val="1B1B1B"/>
         </w:rPr>
         <w:t xml:space="preserve"> — the featured 3–6, ordered by importance, never by chronology or RQ number. Each finding: the claim as a heading, evidence with exact counts and one verbatim quote, your interpretation marked as yours, then confidence and limits in your own voice. The strongest finding gets the most room; equal-sized sections for unequal evidence is a lie told through layout.</w:t>
       </w:r>
@@ -210,16 +210,16 @@
       </w:pPr>
       <w:r>
         <w:rPr>
-          <w:rFonts w:ascii="IBM Plex Sans" w:hAnsi="IBM Plex Sans"/>
+          <w:rFonts w:ascii="Public Sans" w:hAnsi="Public Sans"/>
           <w:b/>
-          <w:color w:val="161616"/>
+          <w:color w:val="1B1B1B"/>
         </w:rPr>
         <w:t>Recommendations</w:t>
       </w:r>
       <w:r>
         <w:rPr>
-          <w:rFonts w:ascii="IBM Plex Sans" w:hAnsi="IBM Plex Sans"/>
-          <w:color w:val="161616"/>
+          <w:rFonts w:ascii="Public Sans" w:hAnsi="Public Sans"/>
+          <w:color w:val="1B1B1B"/>
         </w:rPr>
         <w:t xml:space="preserve"> — numbered; each an action with an owner, its depends_on finding IDs, its horizon label, and its confidence. Rendered as a table so the room can scan it.</w:t>
       </w:r>
@@ -235,16 +235,16 @@
       </w:pPr>
       <w:r>
         <w:rPr>
-          <w:rFonts w:ascii="IBM Plex Sans" w:hAnsi="IBM Plex Sans"/>
+          <w:rFonts w:ascii="Public Sans" w:hAnsi="Public Sans"/>
           <w:b/>
-          <w:color w:val="161616"/>
+          <w:color w:val="1B1B1B"/>
         </w:rPr>
         <w:t>What this means for you</w:t>
       </w:r>
       <w:r>
         <w:rPr>
-          <w:rFonts w:ascii="IBM Plex Sans" w:hAnsi="IBM Plex Sans"/>
-          <w:color w:val="161616"/>
+          <w:rFonts w:ascii="Public Sans" w:hAnsi="Public Sans"/>
+          <w:color w:val="1B1B1B"/>
         </w:rPr>
         <w:t xml:space="preserve"> (optional, ≤ a third of a page) — one or two lines per audience (PM, Eng, Design, customer-facing) when the report travels beyond the immediate team. Skip for a small, close team.</w:t>
       </w:r>
@@ -260,16 +260,16 @@
       </w:pPr>
       <w:r>
         <w:rPr>
-          <w:rFonts w:ascii="IBM Plex Sans" w:hAnsi="IBM Plex Sans"/>
+          <w:rFonts w:ascii="Public Sans" w:hAnsi="Public Sans"/>
           <w:b/>
-          <w:color w:val="161616"/>
+          <w:color w:val="1B1B1B"/>
         </w:rPr>
         <w:t>Reviewer notes</w:t>
       </w:r>
       <w:r>
         <w:rPr>
-          <w:rFonts w:ascii="IBM Plex Sans" w:hAnsi="IBM Plex Sans"/>
-          <w:color w:val="161616"/>
+          <w:rFonts w:ascii="Public Sans" w:hAnsi="Public Sans"/>
+          <w:color w:val="1B1B1B"/>
         </w:rPr>
         <w:t xml:space="preserve"> — the flags that rode along: unmapped findings retained, research questions left unaddressed, open judgment calls. This is where the study stays honest in public.</w:t>
       </w:r>
@@ -285,16 +285,16 @@
       </w:pPr>
       <w:r>
         <w:rPr>
-          <w:rFonts w:ascii="IBM Plex Sans" w:hAnsi="IBM Plex Sans"/>
+          <w:rFonts w:ascii="Public Sans" w:hAnsi="Public Sans"/>
           <w:b/>
-          <w:color w:val="161616"/>
+          <w:color w:val="1B1B1B"/>
         </w:rPr>
         <w:t>Appendix</w:t>
       </w:r>
       <w:r>
         <w:rPr>
-          <w:rFonts w:ascii="IBM Plex Sans" w:hAnsi="IBM Plex Sans"/>
-          <w:color w:val="161616"/>
+          <w:rFonts w:ascii="Public Sans" w:hAnsi="Public Sans"/>
+          <w:color w:val="1B1B1B"/>
         </w:rPr>
         <w:t xml:space="preserve"> (summarized in the document, full content in a companion file) — all findings records including non-featured ones, the RQ coverage matrix, method detail, participant profile, disconfirming evidence, alternatives considered per recommendation.</w:t>
       </w:r>
@@ -310,16 +310,16 @@
       </w:pPr>
       <w:r>
         <w:rPr>
-          <w:rFonts w:ascii="IBM Plex Sans" w:hAnsi="IBM Plex Sans"/>
+          <w:rFonts w:ascii="Public Sans" w:hAnsi="Public Sans"/>
           <w:b/>
-          <w:color w:val="161616"/>
+          <w:color w:val="1B1B1B"/>
         </w:rPr>
         <w:t>Additional materials</w:t>
       </w:r>
       <w:r>
         <w:rPr>
-          <w:rFonts w:ascii="IBM Plex Sans" w:hAnsi="IBM Plex Sans"/>
-          <w:color w:val="161616"/>
+          <w:rFonts w:ascii="Public Sans" w:hAnsi="Public Sans"/>
+          <w:color w:val="1B1B1B"/>
         </w:rPr>
         <w:t xml:space="preserve"> — a linked list: each entry a name, one line on what it is and when to open it, a location, and an access note where restricted.</w:t>
       </w:r>
@@ -332,8 +332,8 @@
       </w:pPr>
       <w:r>
         <w:rPr>
-          <w:rFonts w:ascii="IBM Plex Sans" w:hAnsi="IBM Plex Sans"/>
-          <w:color w:val="0F62FE"/>
+          <w:rFonts w:ascii="Public Sans" w:hAnsi="Public Sans"/>
+          <w:color w:val="005EA2"/>
         </w:rPr>
         <w:t>Writing rules that do the most work here</w:t>
       </w:r>
@@ -344,15 +344,15 @@
       </w:pPr>
       <w:r>
         <w:rPr>
-          <w:rFonts w:ascii="IBM Plex Mono" w:hAnsi="IBM Plex Mono"/>
-          <w:color w:val="161616"/>
+          <w:rFonts w:ascii="Roboto Mono" w:hAnsi="Roboto Mono"/>
+          <w:color w:val="1B1B1B"/>
         </w:rPr>
         <w:t>VOICE-AND-STYLE.md</w:t>
       </w:r>
       <w:r>
         <w:rPr>
-          <w:rFonts w:ascii="IBM Plex Sans" w:hAnsi="IBM Plex Sans"/>
-          <w:color w:val="161616"/>
+          <w:rFonts w:ascii="Public Sans" w:hAnsi="Public Sans"/>
+          <w:color w:val="1B1B1B"/>
         </w:rPr>
         <w:t xml:space="preserve"> is the standard; its rubric is what the readability gate scores. The high-leverage items for a report: every quantifier exact ("5 of 8," never "most"); at least one verbatim quote per major finding; at most one hedge per claim; active voice with named actors; confidence and limits stated in your own voice, not only in a table; and no sentence interrupted by an em dash or en dash.</w:t>
       </w:r>
@@ -365,8 +365,8 @@
       </w:pPr>
       <w:r>
         <w:rPr>
-          <w:rFonts w:ascii="IBM Plex Sans" w:hAnsi="IBM Plex Sans"/>
-          <w:color w:val="0F62FE"/>
+          <w:rFonts w:ascii="Public Sans" w:hAnsi="Public Sans"/>
+          <w:color w:val="005EA2"/>
         </w:rPr>
         <w:t>Formatting</w:t>
       </w:r>
@@ -377,10 +377,38 @@
       </w:pPr>
       <w:r>
         <w:rPr>
-          <w:rFonts w:ascii="IBM Plex Sans" w:hAnsi="IBM Plex Sans"/>
-          <w:color w:val="161616"/>
+          <w:rFonts w:ascii="Public Sans" w:hAnsi="Public Sans"/>
+          <w:color w:val="1B1B1B"/>
         </w:rPr>
-        <w:t>Suite documents render in the IBM Carbon scheme (Blue 60 headings, Gray 100 body, IBM Plex Sans). A manual report in the team's standard document template is fine; the structure above is what matters.</w:t>
+        <w:t>Suite documents render in USWDS styling (</w:t>
+      </w:r>
+      <w:r>
+        <w:rPr>
+          <w:rFonts w:ascii="Roboto Mono" w:hAnsi="Roboto Mono"/>
+          <w:color w:val="1B1B1B"/>
+        </w:rPr>
+        <w:t>primary</w:t>
+      </w:r>
+      <w:r>
+        <w:rPr>
+          <w:rFonts w:ascii="Public Sans" w:hAnsi="Public Sans"/>
+          <w:color w:val="1B1B1B"/>
+        </w:rPr>
+        <w:t xml:space="preserve"> #005EA2 headings, </w:t>
+      </w:r>
+      <w:r>
+        <w:rPr>
+          <w:rFonts w:ascii="Roboto Mono" w:hAnsi="Roboto Mono"/>
+          <w:color w:val="1B1B1B"/>
+        </w:rPr>
+        <w:t>ink</w:t>
+      </w:r>
+      <w:r>
+        <w:rPr>
+          <w:rFonts w:ascii="Public Sans" w:hAnsi="Public Sans"/>
+          <w:color w:val="1B1B1B"/>
+        </w:rPr>
+        <w:t xml:space="preserve"> #1B1B1B body, Public Sans). A manual report in the team's standard document template is fine; the structure above is what matters.</w:t>
       </w:r>
     </w:p>
     <w:p>
@@ -391,8 +419,8 @@
       </w:pPr>
       <w:r>
         <w:rPr>
-          <w:rFonts w:ascii="IBM Plex Sans" w:hAnsi="IBM Plex Sans"/>
-          <w:color w:val="0F62FE"/>
+          <w:rFonts w:ascii="Public Sans" w:hAnsi="Public Sans"/>
+          <w:color w:val="005EA2"/>
         </w:rPr>
         <w:t>Before release</w:t>
       </w:r>
@@ -403,8 +431,8 @@
       </w:pPr>
       <w:r>
         <w:rPr>
-          <w:rFonts w:ascii="IBM Plex Sans" w:hAnsi="IBM Plex Sans"/>
-          <w:color w:val="161616"/>
+          <w:rFonts w:ascii="Public Sans" w:hAnsi="Public Sans"/>
+          <w:color w:val="1B1B1B"/>
         </w:rPr>
         <w:t>Run the gates in order: safety (at the declared destination tier), synthesis (every claim against records), readability. Then the release sign-off (§11): you read the whole output and made your own edits, and it stays a draft until you have. Edits that move a quote, count, or attribution re-run the synthesis check.</w:t>
       </w:r>
@@ -415,9 +443,9 @@
       </w:pPr>
       <w:r>
         <w:rPr>
-          <w:rFonts w:ascii="IBM Plex Sans" w:hAnsi="IBM Plex Sans"/>
+          <w:rFonts w:ascii="Public Sans" w:hAnsi="Public Sans"/>
           <w:i/>
-          <w:color w:val="161616"/>
+          <w:color w:val="1B1B1B"/>
         </w:rPr>
         <w:t>Part of the Dr. Morgan UX research suite. Manual alternative to `skills/research-findings-report`; §4.8 applies either way.</w:t>
       </w:r>
@@ -445,9 +473,9 @@
     </w:pPr>
     <w:r>
       <w:rPr>
-        <w:rFonts w:ascii="IBM Plex Sans" w:hAnsi="IBM Plex Sans"/>
+        <w:rFonts w:ascii="Public Sans" w:hAnsi="Public Sans"/>
         <w:i/>
-        <w:color w:val="525252"/>
+        <w:color w:val="565C65"/>
         <w:sz w:val="18"/>
       </w:rPr>
       <w:t>Dr. Morgan UX research suite · template</w:t>
@@ -457,16 +485,16 @@
     </w:r>
     <w:r>
       <w:rPr>
-        <w:rFonts w:ascii="IBM Plex Sans" w:hAnsi="IBM Plex Sans"/>
-        <w:color w:val="525252"/>
+        <w:rFonts w:ascii="Public Sans" w:hAnsi="Public Sans"/>
+        <w:color w:val="565C65"/>
         <w:sz w:val="18"/>
       </w:rPr>
       <w:t xml:space="preserve">Page </w:t>
     </w:r>
     <w:r>
       <w:rPr>
-        <w:rFonts w:ascii="IBM Plex Sans" w:hAnsi="IBM Plex Sans"/>
-        <w:color w:val="525252"/>
+        <w:rFonts w:ascii="Public Sans" w:hAnsi="Public Sans"/>
+        <w:color w:val="565C65"/>
         <w:sz w:val="18"/>
       </w:rPr>
       <w:fldChar w:fldCharType="begin"/>
@@ -484,14 +512,14 @@
       <w:pStyle w:val="Header"/>
       <w:spacing w:after="0"/>
       <w:pBdr>
-        <w:bottom w:val="single" w:sz="4" w:space="4" w:color="0F62FE"/>
+        <w:bottom w:val="single" w:sz="4" w:space="4" w:color="005EA2"/>
       </w:pBdr>
     </w:pPr>
     <w:r>
       <w:rPr>
-        <w:rFonts w:ascii="IBM Plex Sans" w:hAnsi="IBM Plex Sans"/>
-        <w:b/>
-        <w:color w:val="0F62FE"/>
+        <w:rFonts w:ascii="Public Sans" w:hAnsi="Public Sans"/>
+        <w:b/>
+        <w:color w:val="005EA2"/>
         <w:sz w:val="18"/>
       </w:rPr>
       <w:t>UX Research</w:t>
@@ -882,8 +910,8 @@
       <w:spacing w:line="276" w:lineRule="auto"/>
     </w:pPr>
     <w:rPr>
-      <w:rFonts w:ascii="IBM Plex Sans" w:hAnsi="IBM Plex Sans"/>
-      <w:color w:val="161616"/>
+      <w:rFonts w:ascii="Public Sans" w:hAnsi="Public Sans"/>
+      <w:color w:val="1B1B1B"/>
       <w:sz w:val="22"/>
     </w:rPr>
   </w:style>

--- a/templates/docx/08-findings-report.docx
+++ b/templates/docx/08-findings-report.docx
@@ -246,7 +246,7 @@
           <w:rFonts w:ascii="Public Sans" w:hAnsi="Public Sans"/>
           <w:color w:val="1B1B1B"/>
         </w:rPr>
-        <w:t xml:space="preserve"> (optional, ≤ a third of a page) — one or two lines per audience (PM, Eng, Design, customer-facing) when the report travels beyond the immediate team. Skip for a small, close team.</w:t>
+        <w:t xml:space="preserve"> (optional, ≤ a third of a page) — one or two lines per audience (PM, Eng, Design, UX writing, customer-facing) when the report travels beyond the immediate team. Skip for a small, close team.</w:t>
       </w:r>
     </w:p>
     <w:p>

--- a/templates/docx/08-findings-report.docx
+++ b/templates/docx/08-findings-report.docx
@@ -10,7 +10,7 @@
         <w:rPr>
           <w:rFonts w:ascii="Public Sans" w:hAnsi="Public Sans"/>
           <w:b/>
-          <w:color w:val="005EA2"/>
+          <w:color w:val="002436"/>
           <w:sz w:val="56"/>
         </w:rPr>
         <w:t>Research findings report</w:t>
@@ -20,14 +20,14 @@
       <w:pPr>
         <w:spacing w:after="120"/>
         <w:pBdr>
-          <w:bottom w:val="single" w:sz="8" w:space="6" w:color="005EA2"/>
+          <w:bottom w:val="single" w:sz="8" w:space="6" w:color="002436"/>
         </w:pBdr>
       </w:pPr>
       <w:r>
         <w:rPr>
           <w:rFonts w:ascii="Public Sans" w:hAnsi="Public Sans"/>
           <w:b/>
-          <w:color w:val="565C65"/>
+          <w:color w:val="00537E"/>
           <w:sz w:val="32"/>
         </w:rPr>
         <w:t>Template</w:t>
@@ -40,35 +40,35 @@
       <w:r>
         <w:rPr>
           <w:rFonts w:ascii="Public Sans" w:hAnsi="Public Sans"/>
-          <w:color w:val="1B1B1B"/>
+          <w:color w:val="1F2A30"/>
         </w:rPr>
         <w:t xml:space="preserve">A 3–5 page body plus appendix, findings-first: the reader gets the answer before the evidence. Everything in it renders from passed findings records; if a claim, quote, or count is not in a record, it does not go in the report. §4.8 of </w:t>
       </w:r>
       <w:r>
         <w:rPr>
           <w:rFonts w:ascii="Roboto Mono" w:hAnsi="Roboto Mono"/>
-          <w:color w:val="1B1B1B"/>
+          <w:color w:val="1F2A30"/>
         </w:rPr>
         <w:t>EVALUATION-LOOP.md</w:t>
       </w:r>
       <w:r>
         <w:rPr>
           <w:rFonts w:ascii="Public Sans" w:hAnsi="Public Sans"/>
-          <w:color w:val="1B1B1B"/>
+          <w:color w:val="1F2A30"/>
         </w:rPr>
         <w:t xml:space="preserve"> is the Definition of Done, and </w:t>
       </w:r>
       <w:r>
         <w:rPr>
           <w:rFonts w:ascii="Roboto Mono" w:hAnsi="Roboto Mono"/>
-          <w:color w:val="1B1B1B"/>
+          <w:color w:val="1F2A30"/>
         </w:rPr>
         <w:t>skills/research-findings-report</w:t>
       </w:r>
       <w:r>
         <w:rPr>
           <w:rFonts w:ascii="Public Sans" w:hAnsi="Public Sans"/>
-          <w:color w:val="1B1B1B"/>
+          <w:color w:val="1F2A30"/>
         </w:rPr>
         <w:t xml:space="preserve"> carries the full section recipes if you want more depth on any part.</w:t>
       </w:r>
@@ -80,7 +80,7 @@
       <w:r>
         <w:rPr>
           <w:rFonts w:ascii="Public Sans" w:hAnsi="Public Sans"/>
-          <w:color w:val="1B1B1B"/>
+          <w:color w:val="1F2A30"/>
         </w:rPr>
         <w:t>Participants are P-IDs only, always. The one permitted edit inside a verbatim quote is a bracketed substitution such as [P4] replacing a name.</w:t>
       </w:r>
@@ -94,7 +94,7 @@
       <w:r>
         <w:rPr>
           <w:rFonts w:ascii="Public Sans" w:hAnsi="Public Sans"/>
-          <w:color w:val="005EA2"/>
+          <w:color w:val="002436"/>
         </w:rPr>
         <w:t>Structure</w:t>
       </w:r>
@@ -112,14 +112,14 @@
         <w:rPr>
           <w:rFonts w:ascii="Public Sans" w:hAnsi="Public Sans"/>
           <w:b/>
-          <w:color w:val="1B1B1B"/>
+          <w:color w:val="1F2A30"/>
         </w:rPr>
         <w:t>Title page</w:t>
       </w:r>
       <w:r>
         <w:rPr>
           <w:rFonts w:ascii="Public Sans" w:hAnsi="Public Sans"/>
-          <w:color w:val="1B1B1B"/>
+          <w:color w:val="1F2A30"/>
         </w:rPr>
         <w:t xml:space="preserve"> — product, "UX Research Findings &amp; Recommendations," contributors with roles, date, and the declared destination tier.</w:t>
       </w:r>
@@ -137,14 +137,14 @@
         <w:rPr>
           <w:rFonts w:ascii="Public Sans" w:hAnsi="Public Sans"/>
           <w:b/>
-          <w:color w:val="1B1B1B"/>
+          <w:color w:val="1F2A30"/>
         </w:rPr>
         <w:t>Executive summary</w:t>
       </w:r>
       <w:r>
         <w:rPr>
           <w:rFonts w:ascii="Public Sans" w:hAnsi="Public Sans"/>
-          <w:color w:val="1B1B1B"/>
+          <w:color w:val="1F2A30"/>
         </w:rPr>
         <w:t xml:space="preserve"> (≤ half a page) — the headline finding in the first sentence, the decision it informs, then the featured findings as one-liners, each with its count and confidence. This section concludes; it never restates. A reader who stops here leaves with the answer, and the summary would be wrong if the findings were different.</w:t>
       </w:r>
@@ -162,14 +162,14 @@
         <w:rPr>
           <w:rFonts w:ascii="Public Sans" w:hAnsi="Public Sans"/>
           <w:b/>
-          <w:color w:val="1B1B1B"/>
+          <w:color w:val="1F2A30"/>
         </w:rPr>
         <w:t>Method note</w:t>
       </w:r>
       <w:r>
         <w:rPr>
           <w:rFonts w:ascii="Public Sans" w:hAnsi="Public Sans"/>
-          <w:color w:val="1B1B1B"/>
+          <w:color w:val="1F2A30"/>
         </w:rPr>
         <w:t xml:space="preserve"> (≤ a third of a page) — who, how many, what method, when, and the one or two limits that most constrain the findings. It sits high because a skeptic looks for it before granting the findings anything. Full method detail goes to the appendix.</w:t>
       </w:r>
@@ -187,14 +187,14 @@
         <w:rPr>
           <w:rFonts w:ascii="Public Sans" w:hAnsi="Public Sans"/>
           <w:b/>
-          <w:color w:val="1B1B1B"/>
+          <w:color w:val="1F2A30"/>
         </w:rPr>
         <w:t>Findings</w:t>
       </w:r>
       <w:r>
         <w:rPr>
           <w:rFonts w:ascii="Public Sans" w:hAnsi="Public Sans"/>
-          <w:color w:val="1B1B1B"/>
+          <w:color w:val="1F2A30"/>
         </w:rPr>
         <w:t xml:space="preserve"> — the featured 3–6, ordered by importance, never by chronology or RQ number. Each finding: the claim as a heading, evidence with exact counts and one verbatim quote, your interpretation marked as yours, then confidence and limits in your own voice. The strongest finding gets the most room; equal-sized sections for unequal evidence is a lie told through layout.</w:t>
       </w:r>
@@ -212,14 +212,14 @@
         <w:rPr>
           <w:rFonts w:ascii="Public Sans" w:hAnsi="Public Sans"/>
           <w:b/>
-          <w:color w:val="1B1B1B"/>
+          <w:color w:val="1F2A30"/>
         </w:rPr>
         <w:t>Recommendations</w:t>
       </w:r>
       <w:r>
         <w:rPr>
           <w:rFonts w:ascii="Public Sans" w:hAnsi="Public Sans"/>
-          <w:color w:val="1B1B1B"/>
+          <w:color w:val="1F2A30"/>
         </w:rPr>
         <w:t xml:space="preserve"> — numbered; each an action with an owner, its depends_on finding IDs, its horizon label, and its confidence. Rendered as a table so the room can scan it.</w:t>
       </w:r>
@@ -237,14 +237,14 @@
         <w:rPr>
           <w:rFonts w:ascii="Public Sans" w:hAnsi="Public Sans"/>
           <w:b/>
-          <w:color w:val="1B1B1B"/>
+          <w:color w:val="1F2A30"/>
         </w:rPr>
         <w:t>What this means for you</w:t>
       </w:r>
       <w:r>
         <w:rPr>
           <w:rFonts w:ascii="Public Sans" w:hAnsi="Public Sans"/>
-          <w:color w:val="1B1B1B"/>
+          <w:color w:val="1F2A30"/>
         </w:rPr>
         <w:t xml:space="preserve"> (optional, ≤ a third of a page) — one or two lines per audience (PM, Eng, Design, UX writing, customer-facing) when the report travels beyond the immediate team. Skip for a small, close team.</w:t>
       </w:r>
@@ -262,14 +262,14 @@
         <w:rPr>
           <w:rFonts w:ascii="Public Sans" w:hAnsi="Public Sans"/>
           <w:b/>
-          <w:color w:val="1B1B1B"/>
+          <w:color w:val="1F2A30"/>
         </w:rPr>
         <w:t>Reviewer notes</w:t>
       </w:r>
       <w:r>
         <w:rPr>
           <w:rFonts w:ascii="Public Sans" w:hAnsi="Public Sans"/>
-          <w:color w:val="1B1B1B"/>
+          <w:color w:val="1F2A30"/>
         </w:rPr>
         <w:t xml:space="preserve"> — the flags that rode along: unmapped findings retained, research questions left unaddressed, open judgment calls. This is where the study stays honest in public.</w:t>
       </w:r>
@@ -287,14 +287,14 @@
         <w:rPr>
           <w:rFonts w:ascii="Public Sans" w:hAnsi="Public Sans"/>
           <w:b/>
-          <w:color w:val="1B1B1B"/>
+          <w:color w:val="1F2A30"/>
         </w:rPr>
         <w:t>Appendix</w:t>
       </w:r>
       <w:r>
         <w:rPr>
           <w:rFonts w:ascii="Public Sans" w:hAnsi="Public Sans"/>
-          <w:color w:val="1B1B1B"/>
+          <w:color w:val="1F2A30"/>
         </w:rPr>
         <w:t xml:space="preserve"> (summarized in the document, full content in a companion file) — all findings records including non-featured ones, the RQ coverage matrix, method detail, participant profile, disconfirming evidence, alternatives considered per recommendation.</w:t>
       </w:r>
@@ -312,14 +312,14 @@
         <w:rPr>
           <w:rFonts w:ascii="Public Sans" w:hAnsi="Public Sans"/>
           <w:b/>
-          <w:color w:val="1B1B1B"/>
+          <w:color w:val="1F2A30"/>
         </w:rPr>
         <w:t>Additional materials</w:t>
       </w:r>
       <w:r>
         <w:rPr>
           <w:rFonts w:ascii="Public Sans" w:hAnsi="Public Sans"/>
-          <w:color w:val="1B1B1B"/>
+          <w:color w:val="1F2A30"/>
         </w:rPr>
         <w:t xml:space="preserve"> — a linked list: each entry a name, one line on what it is and when to open it, a location, and an access note where restricted.</w:t>
       </w:r>
@@ -333,7 +333,7 @@
       <w:r>
         <w:rPr>
           <w:rFonts w:ascii="Public Sans" w:hAnsi="Public Sans"/>
-          <w:color w:val="005EA2"/>
+          <w:color w:val="002436"/>
         </w:rPr>
         <w:t>Writing rules that do the most work here</w:t>
       </w:r>
@@ -345,14 +345,14 @@
       <w:r>
         <w:rPr>
           <w:rFonts w:ascii="Roboto Mono" w:hAnsi="Roboto Mono"/>
-          <w:color w:val="1B1B1B"/>
+          <w:color w:val="1F2A30"/>
         </w:rPr>
         <w:t>VOICE-AND-STYLE.md</w:t>
       </w:r>
       <w:r>
         <w:rPr>
           <w:rFonts w:ascii="Public Sans" w:hAnsi="Public Sans"/>
-          <w:color w:val="1B1B1B"/>
+          <w:color w:val="1F2A30"/>
         </w:rPr>
         <w:t xml:space="preserve"> is the standard; its rubric is what the readability gate scores. The high-leverage items for a report: every quantifier exact ("5 of 8," never "most"); at least one verbatim quote per major finding; at most one hedge per claim; active voice with named actors; confidence and limits stated in your own voice, not only in a table; and no sentence interrupted by an em dash or en dash.</w:t>
       </w:r>
@@ -366,7 +366,7 @@
       <w:r>
         <w:rPr>
           <w:rFonts w:ascii="Public Sans" w:hAnsi="Public Sans"/>
-          <w:color w:val="005EA2"/>
+          <w:color w:val="002436"/>
         </w:rPr>
         <w:t>Formatting</w:t>
       </w:r>
@@ -378,37 +378,9 @@
       <w:r>
         <w:rPr>
           <w:rFonts w:ascii="Public Sans" w:hAnsi="Public Sans"/>
-          <w:color w:val="1B1B1B"/>
+          <w:color w:val="1F2A30"/>
         </w:rPr>
-        <w:t>Suite documents render in USWDS styling (</w:t>
-      </w:r>
-      <w:r>
-        <w:rPr>
-          <w:rFonts w:ascii="Roboto Mono" w:hAnsi="Roboto Mono"/>
-          <w:color w:val="1B1B1B"/>
-        </w:rPr>
-        <w:t>primary</w:t>
-      </w:r>
-      <w:r>
-        <w:rPr>
-          <w:rFonts w:ascii="Public Sans" w:hAnsi="Public Sans"/>
-          <w:color w:val="1B1B1B"/>
-        </w:rPr>
-        <w:t xml:space="preserve"> #005EA2 headings, </w:t>
-      </w:r>
-      <w:r>
-        <w:rPr>
-          <w:rFonts w:ascii="Roboto Mono" w:hAnsi="Roboto Mono"/>
-          <w:color w:val="1B1B1B"/>
-        </w:rPr>
-        <w:t>ink</w:t>
-      </w:r>
-      <w:r>
-        <w:rPr>
-          <w:rFonts w:ascii="Public Sans" w:hAnsi="Public Sans"/>
-          <w:color w:val="1B1B1B"/>
-        </w:rPr>
-        <w:t xml:space="preserve"> #1B1B1B body, Public Sans). A manual report in the team's standard document template is fine; the structure above is what matters.</w:t>
+        <w:t>Suite documents render in the muted navy styling (Navy #002436 headings, Charcoal #1F2A30 body, Public Sans). A manual report in the team's standard document template is fine; the structure above is what matters.</w:t>
       </w:r>
     </w:p>
     <w:p>
@@ -420,7 +392,7 @@
       <w:r>
         <w:rPr>
           <w:rFonts w:ascii="Public Sans" w:hAnsi="Public Sans"/>
-          <w:color w:val="005EA2"/>
+          <w:color w:val="002436"/>
         </w:rPr>
         <w:t>Before release</w:t>
       </w:r>
@@ -432,7 +404,7 @@
       <w:r>
         <w:rPr>
           <w:rFonts w:ascii="Public Sans" w:hAnsi="Public Sans"/>
-          <w:color w:val="1B1B1B"/>
+          <w:color w:val="1F2A30"/>
         </w:rPr>
         <w:t>Run the gates in order: safety (at the declared destination tier), synthesis (every claim against records), readability. Then the release sign-off (§11): you read the whole output and made your own edits, and it stays a draft until you have. Edits that move a quote, count, or attribution re-run the synthesis check.</w:t>
       </w:r>
@@ -445,7 +417,7 @@
         <w:rPr>
           <w:rFonts w:ascii="Public Sans" w:hAnsi="Public Sans"/>
           <w:i/>
-          <w:color w:val="1B1B1B"/>
+          <w:color w:val="1F2A30"/>
         </w:rPr>
         <w:t>Part of the Dr. Morgan UX research suite. Manual alternative to `skills/research-findings-report`; §4.8 applies either way.</w:t>
       </w:r>
@@ -475,7 +447,7 @@
       <w:rPr>
         <w:rFonts w:ascii="Public Sans" w:hAnsi="Public Sans"/>
         <w:i/>
-        <w:color w:val="565C65"/>
+        <w:color w:val="5C6670"/>
         <w:sz w:val="18"/>
       </w:rPr>
       <w:t>Dr. Morgan UX research suite · template</w:t>
@@ -486,7 +458,7 @@
     <w:r>
       <w:rPr>
         <w:rFonts w:ascii="Public Sans" w:hAnsi="Public Sans"/>
-        <w:color w:val="565C65"/>
+        <w:color w:val="5C6670"/>
         <w:sz w:val="18"/>
       </w:rPr>
       <w:t xml:space="preserve">Page </w:t>
@@ -494,7 +466,7 @@
     <w:r>
       <w:rPr>
         <w:rFonts w:ascii="Public Sans" w:hAnsi="Public Sans"/>
-        <w:color w:val="565C65"/>
+        <w:color w:val="5C6670"/>
         <w:sz w:val="18"/>
       </w:rPr>
       <w:fldChar w:fldCharType="begin"/>
@@ -512,14 +484,14 @@
       <w:pStyle w:val="Header"/>
       <w:spacing w:after="0"/>
       <w:pBdr>
-        <w:bottom w:val="single" w:sz="4" w:space="4" w:color="005EA2"/>
+        <w:bottom w:val="single" w:sz="4" w:space="4" w:color="002436"/>
       </w:pBdr>
     </w:pPr>
     <w:r>
       <w:rPr>
         <w:rFonts w:ascii="Public Sans" w:hAnsi="Public Sans"/>
         <w:b/>
-        <w:color w:val="005EA2"/>
+        <w:color w:val="002436"/>
         <w:sz w:val="18"/>
       </w:rPr>
       <w:t>UX Research</w:t>
@@ -911,7 +883,7 @@
     </w:pPr>
     <w:rPr>
       <w:rFonts w:ascii="Public Sans" w:hAnsi="Public Sans"/>
-      <w:color w:val="1B1B1B"/>
+      <w:color w:val="1F2A30"/>
       <w:sz w:val="22"/>
     </w:rPr>
   </w:style>
